--- a/public/investor-pack/Global-Office-Investor-One-Pager.docx
+++ b/public/investor-pack/Global-Office-Investor-One-Pager.docx
@@ -490,6 +490,56 @@
           <w:szCs w:val="14"/>
         </w:rPr>
         <w:t xml:space="preserve">Confidential — prepared for prospective investors. Forward-looking statements reflect strategic assumptions and are not guarantees of future performance.</w:t>
+      </w:r>
+    </w:p>
+    <w:p>
+      <w:pPr>
+        <w:jc w:val="center"/>
+      </w:pPr>
+      <w:r>
+        <w:drawing>
+          <wp:inline xmlns:a="http://schemas.openxmlformats.org/drawingml/2006/main" xmlns:pic="http://schemas.openxmlformats.org/drawingml/2006/picture">
+            <wp:extent cx="5669280" cy="3185088"/>
+            <wp:docPr id="1" name="Picture 1"/>
+            <wp:cNvGraphicFramePr>
+              <a:graphicFrameLocks noChangeAspect="1"/>
+            </wp:cNvGraphicFramePr>
+            <a:graphic>
+              <a:graphicData uri="http://schemas.openxmlformats.org/drawingml/2006/picture">
+                <pic:pic>
+                  <pic:nvPicPr>
+                    <pic:cNvPr id="0" name="dashboard.png"/>
+                    <pic:cNvPicPr/>
+                  </pic:nvPicPr>
+                  <pic:blipFill>
+                    <a:blip r:embed="rId8"/>
+                    <a:stretch>
+                      <a:fillRect/>
+                    </a:stretch>
+                  </pic:blipFill>
+                  <pic:spPr>
+                    <a:xfrm>
+                      <a:off x="0" y="0"/>
+                      <a:ext cx="5669280" cy="3185088"/>
+                    </a:xfrm>
+                    <a:prstGeom prst="rect"/>
+                  </pic:spPr>
+                </pic:pic>
+              </a:graphicData>
+            </a:graphic>
+          </wp:inline>
+        </w:drawing>
+      </w:r>
+    </w:p>
+    <w:p>
+      <w:pPr>
+        <w:jc w:val="center"/>
+      </w:pPr>
+      <w:r>
+        <w:rPr>
+          <w:i/>
+        </w:rPr>
+        <w:t>Global Office — Organization Health Dashboard (live product)</w:t>
       </w:r>
     </w:p>
     <w:sectPr>

--- a/public/investor-pack/Global-Office-Investor-One-Pager.docx
+++ b/public/investor-pack/Global-Office-Investor-One-Pager.docx
@@ -84,7 +84,7 @@
           <w:sz w:val="18"/>
           <w:szCs w:val="18"/>
         </w:rPr>
-        <w:t xml:space="preserve">Global Office (a product of Soteria AI Technologies Limited) is building the AI Business Operating System — a single, AI-native surface unifying attendance, execution, communication, knowledge, HR, finance, meetings, and executive intelligence.</w:t>
+        <w:t xml:space="preserve">Global Office (a product of Soteria AI Technologies Inc.) is building the AI Business Operating System — a single, AI-native surface unifying attendance, execution, communication, knowledge, HR, finance, meetings, and executive intelligence.</w:t>
       </w:r>
     </w:p>
     <w:p>

--- a/public/investor-pack/Global-Office-Investor-One-Pager.docx
+++ b/public/investor-pack/Global-Office-Investor-One-Pager.docx
@@ -84,7 +84,7 @@
           <w:sz w:val="18"/>
           <w:szCs w:val="18"/>
         </w:rPr>
-        <w:t xml:space="preserve">Global Office (a product of Soteria AI Technologies Inc.) is building the AI Business Operating System — a single, AI-native surface unifying attendance, execution, communication, knowledge, HR, finance, meetings, and executive intelligence.</w:t>
+        <w:t xml:space="preserve">Global Office (a product of Soteria AI Technologies Inc. (a Delaware C-Corporation)) is building the AI Business Operating System — a single, AI-native surface unifying attendance, execution, communication, knowledge, HR, finance, meetings, and executive intelligence.</w:t>
       </w:r>
     </w:p>
     <w:p>

--- a/public/investor-pack/Global-Office-Investor-One-Pager.docx
+++ b/public/investor-pack/Global-Office-Investor-One-Pager.docx
@@ -313,7 +313,7 @@
           <w:sz w:val="18"/>
           <w:szCs w:val="18"/>
         </w:rPr>
-        <w:t xml:space="preserve">Per-seat SaaS subscription: Standard $12/user/mo, Business $22/user/mo, Enterprise custom. AI usage metered above included credits. Gross margin target 78–82% at scale. Blended Year-3 ARPU: $220/org/mo.</w:t>
+        <w:t xml:space="preserve">Per-seat SaaS subscription: Standard $12/user/mo, Business $22/user/mo, Enterprise custom. AI usage metered above included credits. Gross margin target 84–88% at scale. Blended Year-3 ARPU: $220/org/mo.</w:t>
       </w:r>
     </w:p>
     <w:p>
@@ -375,7 +375,7 @@
           <w:sz w:val="18"/>
           <w:szCs w:val="18"/>
         </w:rPr>
-        <w:t xml:space="preserve">Yr 1: 120 orgs, ~$0.32M ARR. Yr 2: 900 orgs, ~$2.4M ARR. Yr 3: 3,600 orgs, ~$13.0M ARR. Break-even late Yr 3. Bear / Base / Bull sensitivity modeled.</w:t>
+        <w:t xml:space="preserve">Yr 1: 120 orgs, ~$0.32M ARR. Yr 2: 900 orgs, ~$2.4M ARR. Yr 3: 3,600 orgs, ~$13.0M ARR. Break-even within 18–24 mo. Bear / Base / Bull sensitivity modeled.</w:t>
       </w:r>
     </w:p>
     <w:p>
